--- a/Weekly Reports/BCIS309 Weekly Report week05 - McIntosh, Daniel.docx
+++ b/Weekly Reports/BCIS309 Weekly Report week05 - McIntosh, Daniel.docx
@@ -659,7 +659,7 @@
           <w:b/>
           <w:bCs/>
         </w:rPr>
-        <w:t>57</w:t>
+        <w:t>61</w:t>
       </w:r>
       <w:r>
         <w:rPr>

--- a/Weekly Reports/BCIS309 Weekly Report week05 - McIntosh, Daniel.docx
+++ b/Weekly Reports/BCIS309 Weekly Report week05 - McIntosh, Daniel.docx
@@ -842,7 +842,27 @@
           <w:sz w:val="20"/>
           <w:szCs w:val="20"/>
         </w:rPr>
-        <w:t>, Tuesday 12pm with Abdul</w:t>
+        <w:t xml:space="preserve">, </w:t>
+      </w:r>
+      <w:r>
+        <w:rPr>
+          <w:rFonts w:ascii="Century Gothic" w:hAnsi="Century Gothic"/>
+          <w:b/>
+          <w:bCs/>
+          <w:sz w:val="20"/>
+          <w:szCs w:val="20"/>
+        </w:rPr>
+        <w:t>Monday</w:t>
+      </w:r>
+      <w:r>
+        <w:rPr>
+          <w:rFonts w:ascii="Century Gothic" w:hAnsi="Century Gothic"/>
+          <w:b/>
+          <w:bCs/>
+          <w:sz w:val="20"/>
+          <w:szCs w:val="20"/>
+        </w:rPr>
+        <w:t xml:space="preserve"> 12pm with Abdul</w:t>
       </w:r>
     </w:p>
     <w:p>
